--- a/Important Documents/PM-Control-Tower-Test-Report.docx
+++ b/Important Documents/PM-Control-Tower-Test-Report.docx
@@ -442,6 +442,813 @@
       </w:pPr>
       <w:r>
         <w:t xml:space="preserve">3. Test Cases &amp; Outcomes</w:t>
+      </w:r>
+    </w:p>
+    <w:p>
+      <w:pPr>
+        <w:pStyle w:val="Heading2"/>
+      </w:pPr>
+      <w:r>
+        <w:t xml:space="preserve">Command Center v3.0 (agile, boards, commerce, field, strategy, proofing) (CMD-CENTER)</w:t>
+      </w:r>
+    </w:p>
+    <w:tbl>
+      <w:tblPr>
+        <w:tblW w:type="pct" w:w="100%"/>
+        <w:tblBorders>
+          <w:top w:val="single" w:color="auto" w:sz="4"/>
+          <w:left w:val="single" w:color="auto" w:sz="4"/>
+          <w:bottom w:val="single" w:color="auto" w:sz="4"/>
+          <w:right w:val="single" w:color="auto" w:sz="4"/>
+          <w:insideH w:val="single" w:color="auto" w:sz="4"/>
+          <w:insideV w:val="single" w:color="auto" w:sz="4"/>
+        </w:tblBorders>
+      </w:tblPr>
+      <w:tblGrid>
+        <w:gridCol w:w="100"/>
+        <w:gridCol w:w="100"/>
+        <w:gridCol w:w="100"/>
+        <w:gridCol w:w="100"/>
+        <w:gridCol w:w="100"/>
+      </w:tblGrid>
+      <w:tr>
+        <w:tc>
+          <w:tcPr>
+            <w:shd w:fill="13294A"/>
+          </w:tcPr>
+          <w:p>
+            <w:r>
+              <w:rPr>
+                <w:b/>
+                <w:bCs/>
+                <w:color w:val="FFFFFF"/>
+                <w:sz w:val="18"/>
+                <w:szCs w:val="18"/>
+              </w:rPr>
+              <w:t xml:space="preserve">ID</w:t>
+            </w:r>
+          </w:p>
+        </w:tc>
+        <w:tc>
+          <w:tcPr>
+            <w:shd w:fill="13294A"/>
+          </w:tcPr>
+          <w:p>
+            <w:r>
+              <w:rPr>
+                <w:b/>
+                <w:bCs/>
+                <w:color w:val="FFFFFF"/>
+                <w:sz w:val="18"/>
+                <w:szCs w:val="18"/>
+              </w:rPr>
+              <w:t xml:space="preserve">Steps</w:t>
+            </w:r>
+          </w:p>
+        </w:tc>
+        <w:tc>
+          <w:tcPr>
+            <w:shd w:fill="13294A"/>
+          </w:tcPr>
+          <w:p>
+            <w:r>
+              <w:rPr>
+                <w:b/>
+                <w:bCs/>
+                <w:color w:val="FFFFFF"/>
+                <w:sz w:val="18"/>
+                <w:szCs w:val="18"/>
+              </w:rPr>
+              <w:t xml:space="preserve">Expected</w:t>
+            </w:r>
+          </w:p>
+        </w:tc>
+        <w:tc>
+          <w:tcPr>
+            <w:shd w:fill="13294A"/>
+          </w:tcPr>
+          <w:p>
+            <w:r>
+              <w:rPr>
+                <w:b/>
+                <w:bCs/>
+                <w:color w:val="FFFFFF"/>
+                <w:sz w:val="18"/>
+                <w:szCs w:val="18"/>
+              </w:rPr>
+              <w:t xml:space="preserve">Result</w:t>
+            </w:r>
+          </w:p>
+        </w:tc>
+        <w:tc>
+          <w:tcPr>
+            <w:shd w:fill="13294A"/>
+          </w:tcPr>
+          <w:p>
+            <w:r>
+              <w:rPr>
+                <w:b/>
+                <w:bCs/>
+                <w:color w:val="FFFFFF"/>
+                <w:sz w:val="18"/>
+                <w:szCs w:val="18"/>
+              </w:rPr>
+              <w:t xml:space="preserve">Evidence</w:t>
+            </w:r>
+          </w:p>
+        </w:tc>
+      </w:tr>
+      <w:tr>
+        <w:tc>
+          <w:p>
+            <w:r>
+              <w:rPr>
+                <w:color w:val="1E2A3B"/>
+                <w:sz w:val="18"/>
+                <w:szCs w:val="18"/>
+              </w:rPr>
+              <w:t xml:space="preserve">TC-CC-01</w:t>
+            </w:r>
+          </w:p>
+        </w:tc>
+        <w:tc>
+          <w:p>
+            <w:r>
+              <w:rPr>
+                <w:color w:val="1E2A3B"/>
+                <w:sz w:val="18"/>
+                <w:szCs w:val="18"/>
+              </w:rPr>
+              <w:t xml:space="preserve">GET all 13 new endpoints (agile, clients, invoices, expenses, rfis, daily-logs, punch-list, feedback, roadmap, docs, message-boards, proofing, capacity)</w:t>
+            </w:r>
+          </w:p>
+        </w:tc>
+        <w:tc>
+          <w:p>
+            <w:r>
+              <w:rPr>
+                <w:color w:val="1E2A3B"/>
+                <w:sz w:val="18"/>
+                <w:szCs w:val="18"/>
+              </w:rPr>
+              <w:t xml:space="preserve">200 success:true each</w:t>
+            </w:r>
+          </w:p>
+        </w:tc>
+        <w:tc>
+          <w:p>
+            <w:r>
+              <w:rPr>
+                <w:color w:val="1E2A3B"/>
+                <w:sz w:val="18"/>
+                <w:szCs w:val="18"/>
+              </w:rPr>
+              <w:t xml:space="preserve">PASS</w:t>
+            </w:r>
+          </w:p>
+        </w:tc>
+        <w:tc>
+          <w:p>
+            <w:r>
+              <w:rPr>
+                <w:color w:val="1E2A3B"/>
+                <w:sz w:val="18"/>
+                <w:szCs w:val="18"/>
+              </w:rPr>
+              <w:t xml:space="preserve">13/13 live on :3111</w:t>
+            </w:r>
+          </w:p>
+        </w:tc>
+      </w:tr>
+      <w:tr>
+        <w:tc>
+          <w:p>
+            <w:r>
+              <w:rPr>
+                <w:color w:val="1E2A3B"/>
+                <w:sz w:val="18"/>
+                <w:szCs w:val="18"/>
+              </w:rPr>
+              <w:t xml:space="preserve">TC-CC-02</w:t>
+            </w:r>
+          </w:p>
+        </w:tc>
+        <w:tc>
+          <w:p>
+            <w:r>
+              <w:rPr>
+                <w:color w:val="1E2A3B"/>
+                <w:sz w:val="18"/>
+                <w:szCs w:val="18"/>
+              </w:rPr>
+              <w:t xml:space="preserve">PATCH /api/agile card move (status IN_PROGRESS)</w:t>
+            </w:r>
+          </w:p>
+        </w:tc>
+        <w:tc>
+          <w:p>
+            <w:r>
+              <w:rPr>
+                <w:color w:val="1E2A3B"/>
+                <w:sz w:val="18"/>
+                <w:szCs w:val="18"/>
+              </w:rPr>
+              <w:t xml:space="preserve">200; status updated; sprint points recomputed</w:t>
+            </w:r>
+          </w:p>
+        </w:tc>
+        <w:tc>
+          <w:p>
+            <w:r>
+              <w:rPr>
+                <w:color w:val="1E2A3B"/>
+                <w:sz w:val="18"/>
+                <w:szCs w:val="18"/>
+              </w:rPr>
+              <w:t xml:space="preserve">PASS</w:t>
+            </w:r>
+          </w:p>
+        </w:tc>
+        <w:tc>
+          <w:p>
+            <w:r>
+              <w:rPr>
+                <w:color w:val="1E2A3B"/>
+                <w:sz w:val="18"/>
+                <w:szCs w:val="18"/>
+              </w:rPr>
+              <w:t xml:space="preserve">Live</w:t>
+            </w:r>
+          </w:p>
+        </w:tc>
+      </w:tr>
+      <w:tr>
+        <w:tc>
+          <w:p>
+            <w:r>
+              <w:rPr>
+                <w:color w:val="1E2A3B"/>
+                <w:sz w:val="18"/>
+                <w:szCs w:val="18"/>
+              </w:rPr>
+              <w:t xml:space="preserve">TC-CC-03</w:t>
+            </w:r>
+          </w:p>
+        </w:tc>
+        <w:tc>
+          <w:p>
+            <w:r>
+              <w:rPr>
+                <w:color w:val="1E2A3B"/>
+                <w:sz w:val="18"/>
+                <w:szCs w:val="18"/>
+              </w:rPr>
+              <w:t xml:space="preserve">Feedback vote toggle (on, off)</w:t>
+            </w:r>
+          </w:p>
+        </w:tc>
+        <w:tc>
+          <w:p>
+            <w:r>
+              <w:rPr>
+                <w:color w:val="1E2A3B"/>
+                <w:sz w:val="18"/>
+                <w:szCs w:val="18"/>
+              </w:rPr>
+              <w:t xml:space="preserve">votesCount +1 then reset; one vote per user</w:t>
+            </w:r>
+          </w:p>
+        </w:tc>
+        <w:tc>
+          <w:p>
+            <w:r>
+              <w:rPr>
+                <w:color w:val="1E2A3B"/>
+                <w:sz w:val="18"/>
+                <w:szCs w:val="18"/>
+              </w:rPr>
+              <w:t xml:space="preserve">PASS</w:t>
+            </w:r>
+          </w:p>
+        </w:tc>
+        <w:tc>
+          <w:p>
+            <w:r>
+              <w:rPr>
+                <w:color w:val="1E2A3B"/>
+                <w:sz w:val="18"/>
+                <w:szCs w:val="18"/>
+              </w:rPr>
+              <w:t xml:space="preserve">Live</w:t>
+            </w:r>
+          </w:p>
+        </w:tc>
+      </w:tr>
+      <w:tr>
+        <w:tc>
+          <w:p>
+            <w:r>
+              <w:rPr>
+                <w:color w:val="1E2A3B"/>
+                <w:sz w:val="18"/>
+                <w:szCs w:val="18"/>
+              </w:rPr>
+              <w:t xml:space="preserve">TC-CC-04</w:t>
+            </w:r>
+          </w:p>
+        </w:tc>
+        <w:tc>
+          <w:p>
+            <w:r>
+              <w:rPr>
+                <w:color w:val="1E2A3B"/>
+                <w:sz w:val="18"/>
+                <w:szCs w:val="18"/>
+              </w:rPr>
+              <w:t xml:space="preserve">Message board reply</w:t>
+            </w:r>
+          </w:p>
+        </w:tc>
+        <w:tc>
+          <w:p>
+            <w:r>
+              <w:rPr>
+                <w:color w:val="1E2A3B"/>
+                <w:sz w:val="18"/>
+                <w:szCs w:val="18"/>
+              </w:rPr>
+              <w:t xml:space="preserve">201; replyCount + lastActivityAt update</w:t>
+            </w:r>
+          </w:p>
+        </w:tc>
+        <w:tc>
+          <w:p>
+            <w:r>
+              <w:rPr>
+                <w:color w:val="1E2A3B"/>
+                <w:sz w:val="18"/>
+                <w:szCs w:val="18"/>
+              </w:rPr>
+              <w:t xml:space="preserve">PASS</w:t>
+            </w:r>
+          </w:p>
+        </w:tc>
+        <w:tc>
+          <w:p>
+            <w:r>
+              <w:rPr>
+                <w:color w:val="1E2A3B"/>
+                <w:sz w:val="18"/>
+                <w:szCs w:val="18"/>
+              </w:rPr>
+              <w:t xml:space="preserve">Live</w:t>
+            </w:r>
+          </w:p>
+        </w:tc>
+      </w:tr>
+      <w:tr>
+        <w:tc>
+          <w:p>
+            <w:r>
+              <w:rPr>
+                <w:color w:val="1E2A3B"/>
+                <w:sz w:val="18"/>
+                <w:szCs w:val="18"/>
+              </w:rPr>
+              <w:t xml:space="preserve">TC-CC-05</w:t>
+            </w:r>
+          </w:p>
+        </w:tc>
+        <w:tc>
+          <w:p>
+            <w:r>
+              <w:rPr>
+                <w:color w:val="1E2A3B"/>
+                <w:sz w:val="18"/>
+                <w:szCs w:val="18"/>
+              </w:rPr>
+              <w:t xml:space="preserve">Invoice SENT -&gt; PAID</w:t>
+            </w:r>
+          </w:p>
+        </w:tc>
+        <w:tc>
+          <w:p>
+            <w:r>
+              <w:rPr>
+                <w:color w:val="1E2A3B"/>
+                <w:sz w:val="18"/>
+                <w:szCs w:val="18"/>
+              </w:rPr>
+              <w:t xml:space="preserve">PAID + paidAt stamped; further change rejected (locked)</w:t>
+            </w:r>
+          </w:p>
+        </w:tc>
+        <w:tc>
+          <w:p>
+            <w:r>
+              <w:rPr>
+                <w:color w:val="1E2A3B"/>
+                <w:sz w:val="18"/>
+                <w:szCs w:val="18"/>
+              </w:rPr>
+              <w:t xml:space="preserve">PASS</w:t>
+            </w:r>
+          </w:p>
+        </w:tc>
+        <w:tc>
+          <w:p>
+            <w:r>
+              <w:rPr>
+                <w:color w:val="1E2A3B"/>
+                <w:sz w:val="18"/>
+                <w:szCs w:val="18"/>
+              </w:rPr>
+              <w:t xml:space="preserve">Live</w:t>
+            </w:r>
+          </w:p>
+        </w:tc>
+      </w:tr>
+      <w:tr>
+        <w:tc>
+          <w:p>
+            <w:r>
+              <w:rPr>
+                <w:color w:val="1E2A3B"/>
+                <w:sz w:val="18"/>
+                <w:szCs w:val="18"/>
+              </w:rPr>
+              <w:t xml:space="preserve">TC-CC-06</w:t>
+            </w:r>
+          </w:p>
+        </w:tc>
+        <w:tc>
+          <w:p>
+            <w:r>
+              <w:rPr>
+                <w:color w:val="1E2A3B"/>
+                <w:sz w:val="18"/>
+                <w:szCs w:val="18"/>
+              </w:rPr>
+              <w:t xml:space="preserve">RFI answer workflow</w:t>
+            </w:r>
+          </w:p>
+        </w:tc>
+        <w:tc>
+          <w:p>
+            <w:r>
+              <w:rPr>
+                <w:color w:val="1E2A3B"/>
+                <w:sz w:val="18"/>
+                <w:szCs w:val="18"/>
+              </w:rPr>
+              <w:t xml:space="preserve">ANSWERED + dateAnswered stamped</w:t>
+            </w:r>
+          </w:p>
+        </w:tc>
+        <w:tc>
+          <w:p>
+            <w:r>
+              <w:rPr>
+                <w:color w:val="1E2A3B"/>
+                <w:sz w:val="18"/>
+                <w:szCs w:val="18"/>
+              </w:rPr>
+              <w:t xml:space="preserve">PASS</w:t>
+            </w:r>
+          </w:p>
+        </w:tc>
+        <w:tc>
+          <w:p>
+            <w:r>
+              <w:rPr>
+                <w:color w:val="1E2A3B"/>
+                <w:sz w:val="18"/>
+                <w:szCs w:val="18"/>
+              </w:rPr>
+              <w:t xml:space="preserve">Live</w:t>
+            </w:r>
+          </w:p>
+        </w:tc>
+      </w:tr>
+      <w:tr>
+        <w:tc>
+          <w:p>
+            <w:r>
+              <w:rPr>
+                <w:color w:val="1E2A3B"/>
+                <w:sz w:val="18"/>
+                <w:szCs w:val="18"/>
+              </w:rPr>
+              <w:t xml:space="preserve">TC-CC-07</w:t>
+            </w:r>
+          </w:p>
+        </w:tc>
+        <w:tc>
+          <w:p>
+            <w:r>
+              <w:rPr>
+                <w:color w:val="1E2A3B"/>
+                <w:sz w:val="18"/>
+                <w:szCs w:val="18"/>
+              </w:rPr>
+              <w:t xml:space="preserve">Proof round approve + annotation resolve</w:t>
+            </w:r>
+          </w:p>
+        </w:tc>
+        <w:tc>
+          <w:p>
+            <w:r>
+              <w:rPr>
+                <w:color w:val="1E2A3B"/>
+                <w:sz w:val="18"/>
+                <w:szCs w:val="18"/>
+              </w:rPr>
+              <w:t xml:space="preserve">decisionAt stamped; annotation resolved</w:t>
+            </w:r>
+          </w:p>
+        </w:tc>
+        <w:tc>
+          <w:p>
+            <w:r>
+              <w:rPr>
+                <w:color w:val="1E2A3B"/>
+                <w:sz w:val="18"/>
+                <w:szCs w:val="18"/>
+              </w:rPr>
+              <w:t xml:space="preserve">PASS</w:t>
+            </w:r>
+          </w:p>
+        </w:tc>
+        <w:tc>
+          <w:p>
+            <w:r>
+              <w:rPr>
+                <w:color w:val="1E2A3B"/>
+                <w:sz w:val="18"/>
+                <w:szCs w:val="18"/>
+              </w:rPr>
+              <w:t xml:space="preserve">Live</w:t>
+            </w:r>
+          </w:p>
+        </w:tc>
+      </w:tr>
+      <w:tr>
+        <w:tc>
+          <w:p>
+            <w:r>
+              <w:rPr>
+                <w:color w:val="1E2A3B"/>
+                <w:sz w:val="18"/>
+                <w:szCs w:val="18"/>
+              </w:rPr>
+              <w:t xml:space="preserve">TC-CC-08</w:t>
+            </w:r>
+          </w:p>
+        </w:tc>
+        <w:tc>
+          <w:p>
+            <w:r>
+              <w:rPr>
+                <w:color w:val="1E2A3B"/>
+                <w:sz w:val="18"/>
+                <w:szCs w:val="18"/>
+              </w:rPr>
+              <w:t xml:space="preserve">Sprint create -&gt; delete with tasks</w:t>
+            </w:r>
+          </w:p>
+        </w:tc>
+        <w:tc>
+          <w:p>
+            <w:r>
+              <w:rPr>
+                <w:color w:val="1E2A3B"/>
+                <w:sz w:val="18"/>
+                <w:szCs w:val="18"/>
+              </w:rPr>
+              <w:t xml:space="preserve">Tasks returned to backlog (sprintId null)</w:t>
+            </w:r>
+          </w:p>
+        </w:tc>
+        <w:tc>
+          <w:p>
+            <w:r>
+              <w:rPr>
+                <w:color w:val="1E2A3B"/>
+                <w:sz w:val="18"/>
+                <w:szCs w:val="18"/>
+              </w:rPr>
+              <w:t xml:space="preserve">PASS</w:t>
+            </w:r>
+          </w:p>
+        </w:tc>
+        <w:tc>
+          <w:p>
+            <w:r>
+              <w:rPr>
+                <w:color w:val="1E2A3B"/>
+                <w:sz w:val="18"/>
+                <w:szCs w:val="18"/>
+              </w:rPr>
+              <w:t xml:space="preserve">Live</w:t>
+            </w:r>
+          </w:p>
+        </w:tc>
+      </w:tr>
+      <w:tr>
+        <w:tc>
+          <w:p>
+            <w:r>
+              <w:rPr>
+                <w:color w:val="1E2A3B"/>
+                <w:sz w:val="18"/>
+                <w:szCs w:val="18"/>
+              </w:rPr>
+              <w:t xml:space="preserve">TC-CC-09..12</w:t>
+            </w:r>
+          </w:p>
+        </w:tc>
+        <w:tc>
+          <w:p>
+            <w:r>
+              <w:rPr>
+                <w:color w:val="1E2A3B"/>
+                <w:sz w:val="18"/>
+                <w:szCs w:val="18"/>
+              </w:rPr>
+              <w:t xml:space="preserve">RBAC negatives as TEAM_MEMBER: invoices / RFIs / feedback triage / card move</w:t>
+            </w:r>
+          </w:p>
+        </w:tc>
+        <w:tc>
+          <w:p>
+            <w:r>
+              <w:rPr>
+                <w:color w:val="1E2A3B"/>
+                <w:sz w:val="18"/>
+                <w:szCs w:val="18"/>
+              </w:rPr>
+              <w:t xml:space="preserve">403 on manage routes; 404-through on allowed paths (members may move cards, vote)</w:t>
+            </w:r>
+          </w:p>
+        </w:tc>
+        <w:tc>
+          <w:p>
+            <w:r>
+              <w:rPr>
+                <w:color w:val="1E2A3B"/>
+                <w:sz w:val="18"/>
+                <w:szCs w:val="18"/>
+              </w:rPr>
+              <w:t xml:space="preserve">PASS</w:t>
+            </w:r>
+          </w:p>
+        </w:tc>
+        <w:tc>
+          <w:p>
+            <w:r>
+              <w:rPr>
+                <w:color w:val="1E2A3B"/>
+                <w:sz w:val="18"/>
+                <w:szCs w:val="18"/>
+              </w:rPr>
+              <w:t xml:space="preserve">Live RBAC matrix</w:t>
+            </w:r>
+          </w:p>
+        </w:tc>
+      </w:tr>
+      <w:tr>
+        <w:tc>
+          <w:p>
+            <w:r>
+              <w:rPr>
+                <w:color w:val="1E2A3B"/>
+                <w:sz w:val="18"/>
+                <w:szCs w:val="18"/>
+              </w:rPr>
+              <w:t xml:space="preserve">TC-CC-13</w:t>
+            </w:r>
+          </w:p>
+        </w:tc>
+        <w:tc>
+          <w:p>
+            <w:r>
+              <w:rPr>
+                <w:color w:val="1E2A3B"/>
+                <w:sz w:val="18"/>
+                <w:szCs w:val="18"/>
+              </w:rPr>
+              <w:t xml:space="preserve">Second ACTIVE sprint on same project</w:t>
+            </w:r>
+          </w:p>
+        </w:tc>
+        <w:tc>
+          <w:p>
+            <w:r>
+              <w:rPr>
+                <w:color w:val="1E2A3B"/>
+                <w:sz w:val="18"/>
+                <w:szCs w:val="18"/>
+              </w:rPr>
+              <w:t xml:space="preserve">400 Only one active sprint per project</w:t>
+            </w:r>
+          </w:p>
+        </w:tc>
+        <w:tc>
+          <w:p>
+            <w:r>
+              <w:rPr>
+                <w:color w:val="1E2A3B"/>
+                <w:sz w:val="18"/>
+                <w:szCs w:val="18"/>
+              </w:rPr>
+              <w:t xml:space="preserve">PASS</w:t>
+            </w:r>
+          </w:p>
+        </w:tc>
+        <w:tc>
+          <w:p>
+            <w:r>
+              <w:rPr>
+                <w:color w:val="1E2A3B"/>
+                <w:sz w:val="18"/>
+                <w:szCs w:val="18"/>
+              </w:rPr>
+              <w:t xml:space="preserve">Server guard</w:t>
+            </w:r>
+          </w:p>
+        </w:tc>
+      </w:tr>
+      <w:tr>
+        <w:tc>
+          <w:p>
+            <w:r>
+              <w:rPr>
+                <w:color w:val="1E2A3B"/>
+                <w:sz w:val="18"/>
+                <w:szCs w:val="18"/>
+              </w:rPr>
+              <w:t xml:space="preserve">TC-CC-20..30</w:t>
+            </w:r>
+          </w:p>
+        </w:tc>
+        <w:tc>
+          <w:p>
+            <w:r>
+              <w:rPr>
+                <w:color w:val="1E2A3B"/>
+                <w:sz w:val="18"/>
+                <w:szCs w:val="18"/>
+              </w:rPr>
+              <w:t xml:space="preserve">UI E2E all 8 new views (boards kanban/calendar/workload, agile, clients, field, feedback, docs, boards-hub, proofing) + project pickers</w:t>
+            </w:r>
+          </w:p>
+        </w:tc>
+        <w:tc>
+          <w:p>
+            <w:r>
+              <w:rPr>
+                <w:color w:val="1E2A3B"/>
+                <w:sz w:val="18"/>
+                <w:szCs w:val="18"/>
+              </w:rPr>
+              <w:t xml:space="preserve">Views render with seeded data; screenshots gui-test-screenshots/</w:t>
+            </w:r>
+          </w:p>
+        </w:tc>
+        <w:tc>
+          <w:p>
+            <w:r>
+              <w:rPr>
+                <w:color w:val="1E2A3B"/>
+                <w:sz w:val="18"/>
+                <w:szCs w:val="18"/>
+              </w:rPr>
+              <w:t xml:space="preserve">PASS</w:t>
+            </w:r>
+          </w:p>
+        </w:tc>
+        <w:tc>
+          <w:p>
+            <w:r>
+              <w:rPr>
+                <w:color w:val="1E2A3B"/>
+                <w:sz w:val="18"/>
+                <w:szCs w:val="18"/>
+              </w:rPr>
+              <w:t xml:space="preserve">Browser pass t1..t11</w:t>
+            </w:r>
+          </w:p>
+        </w:tc>
+      </w:tr>
+    </w:tbl>
+    <w:p>
+      <w:r>
+        <w:rPr>
+          <w:color w:val="1E2A3B"/>
+          <w:sz w:val="20"/>
+          <w:szCs w:val="20"/>
+        </w:rPr>
+        <w:t xml:space="preserve"/>
       </w:r>
     </w:p>
     <w:p>
